--- a/testakten/befristungskontrollklage-vogt-stadtwerke/mandantennotiz_erstgespraech_09-03-2026.docx
+++ b/testakten/befristungskontrollklage-vogt-stadtwerke/mandantennotiz_erstgespraech_09-03-2026.docx
@@ -18,17 +18,7 @@
         <w:ind w:left="567"/>
       </w:pPr>
       <w:r>
-        <w:rPr>
-          <w:b/>
-          <w:i/>
-        </w:rPr>
-        <w:t>Kanzlei:</w:t>
-      </w:r>
-      <w:r>
-        <w:rPr>
-          <w:i/>
-        </w:rPr>
-        <w:t xml:space="preserve"> [Kanzleiname], [Adresse]</w:t>
+        <w:t>Kanzlei: Kanzlei Dressel &amp; Partner, Mehringdamm 74, 10961 Berlin</w:t>
       </w:r>
     </w:p>
     <w:p>
@@ -90,17 +80,7 @@
         <w:ind w:left="567"/>
       </w:pPr>
       <w:r>
-        <w:rPr>
-          <w:b/>
-          <w:i/>
-        </w:rPr>
-        <w:t>Bearbeiterin:</w:t>
-      </w:r>
-      <w:r>
-        <w:rPr>
-          <w:i/>
-        </w:rPr>
-        <w:t xml:space="preserve"> RA'in [H. Dressel]</w:t>
+        <w:t>Bearbeiterin: Rechtsanwältin Hanna Dressel</w:t>
       </w:r>
     </w:p>
     <w:p>
@@ -418,7 +398,7 @@
         <w:jc w:val="left"/>
       </w:pPr>
       <w:r>
-        <w:t>Vogt hat den Auszug dieses Vertrages (Seite 1, Seite 2 fehlt) mitgebracht; Kopie liegt bei</w:t>
+        <w:t>Vogt hat zunächst einen privaten Scan dieses Vertrages mitgebracht. Die Kanzlei hat anschließend eine Personalaktenabschrift angefordert und mit dem Scan abgeglichen; die vollständige Abschrift liegt als eigenes Aktenstück bei.</w:t>
       </w:r>
     </w:p>
     <w:p>
@@ -952,10 +932,7 @@
         <w:jc w:val="left"/>
       </w:pPr>
       <w:r>
-        <w:rPr>
-          <w:i/>
-        </w:rPr>
-        <w:t>Verfasser: [H. Dressel], 09.03.2026</w:t>
+        <w:t>Verfasser: Hanna Dressel, 09.03.2026</w:t>
       </w:r>
     </w:p>
     <w:sectPr>
